--- a/Project description.docx
+++ b/Project description.docx
@@ -581,21 +581,12 @@
         </w:rPr>
         <w:t xml:space="preserve">cost (of all </w:t>
       </w:r>
-      <w:proofErr w:type="gramStart"/>
-      <w:r>
-        <w:rPr>
-          <w:sz w:val="28"/>
-          <w:szCs w:val="28"/>
-        </w:rPr>
-        <w:t>provider</w:t>
-      </w:r>
-      <w:proofErr w:type="gramEnd"/>
-      <w:r>
-        <w:rPr>
-          <w:sz w:val="28"/>
-          <w:szCs w:val="28"/>
-        </w:rPr>
-        <w:t xml:space="preserve"> services</w:t>
+      <w:r>
+        <w:rPr>
+          <w:sz w:val="28"/>
+          <w:szCs w:val="28"/>
+        </w:rPr>
+        <w:t>provider services</w:t>
       </w:r>
       <w:r>
         <w:rPr>
@@ -888,16 +879,7 @@
           <w:sz w:val="28"/>
           <w:szCs w:val="28"/>
         </w:rPr>
-        <w:t>Service Provid</w:t>
-      </w:r>
-      <w:r>
-        <w:rPr>
-          <w:b/>
-          <w:bCs/>
-          <w:sz w:val="28"/>
-          <w:szCs w:val="28"/>
-        </w:rPr>
-        <w:t xml:space="preserve">er </w:t>
+        <w:t xml:space="preserve">Service Provider </w:t>
       </w:r>
       <w:r>
         <w:rPr>
@@ -1143,6 +1125,7 @@
           <w:u w:val="single"/>
         </w:rPr>
       </w:pPr>
+      <w:commentRangeStart w:id="0"/>
       <w:r>
         <w:rPr>
           <w:sz w:val="32"/>
@@ -1151,6 +1134,13 @@
         </w:rPr>
         <w:lastRenderedPageBreak/>
         <w:t xml:space="preserve">Database Beans (Classes) </w:t>
+      </w:r>
+      <w:commentRangeEnd w:id="0"/>
+      <w:r>
+        <w:rPr>
+          <w:rStyle w:val="CommentReference"/>
+        </w:rPr>
+        <w:commentReference w:id="0"/>
       </w:r>
       <w:r>
         <w:rPr>
@@ -1342,12 +1332,43 @@
           <w:szCs w:val="28"/>
         </w:rPr>
       </w:pPr>
-      <w:r>
-        <w:rPr>
-          <w:sz w:val="28"/>
-          <w:szCs w:val="28"/>
-        </w:rPr>
-        <w:t>category (enum: CLOUD, MOBILE, INTERNET, SECURITY)</w:t>
+      <w:commentRangeStart w:id="1"/>
+      <w:r>
+        <w:rPr>
+          <w:sz w:val="28"/>
+          <w:szCs w:val="28"/>
+        </w:rPr>
+        <w:t xml:space="preserve">category </w:t>
+      </w:r>
+      <w:commentRangeEnd w:id="1"/>
+      <w:r>
+        <w:rPr>
+          <w:rStyle w:val="CommentReference"/>
+        </w:rPr>
+        <w:commentReference w:id="1"/>
+      </w:r>
+      <w:r>
+        <w:rPr>
+          <w:sz w:val="28"/>
+          <w:szCs w:val="28"/>
+        </w:rPr>
+        <w:t>(</w:t>
+      </w:r>
+      <w:proofErr w:type="spellStart"/>
+      <w:r>
+        <w:rPr>
+          <w:sz w:val="28"/>
+          <w:szCs w:val="28"/>
+        </w:rPr>
+        <w:t>enum</w:t>
+      </w:r>
+      <w:proofErr w:type="spellEnd"/>
+      <w:r>
+        <w:rPr>
+          <w:sz w:val="28"/>
+          <w:szCs w:val="28"/>
+        </w:rPr>
+        <w:t>: CLOUD, MOBILE, INTERNET, SECURITY)</w:t>
       </w:r>
     </w:p>
     <w:p>
@@ -1425,6 +1446,7 @@
           <w:szCs w:val="28"/>
         </w:rPr>
       </w:pPr>
+      <w:commentRangeStart w:id="2"/>
       <w:r>
         <w:rPr>
           <w:b/>
@@ -1433,6 +1455,13 @@
           <w:szCs w:val="28"/>
         </w:rPr>
         <w:t>Package</w:t>
+      </w:r>
+      <w:commentRangeEnd w:id="2"/>
+      <w:r>
+        <w:rPr>
+          <w:rStyle w:val="CommentReference"/>
+        </w:rPr>
+        <w:commentReference w:id="2"/>
       </w:r>
     </w:p>
     <w:p>
@@ -1520,23 +1549,7 @@
           <w:sz w:val="28"/>
           <w:szCs w:val="28"/>
         </w:rPr>
-        <w:t xml:space="preserve">duration (enum/int: "monthly", "yearly", </w:t>
-      </w:r>
-      <w:proofErr w:type="gramStart"/>
-      <w:r>
-        <w:rPr>
-          <w:sz w:val="28"/>
-          <w:szCs w:val="28"/>
-        </w:rPr>
-        <w:t>etc.</w:t>
-      </w:r>
-      <w:proofErr w:type="gramEnd"/>
-      <w:r>
-        <w:rPr>
-          <w:sz w:val="28"/>
-          <w:szCs w:val="28"/>
-        </w:rPr>
-        <w:t>)</w:t>
+        <w:t>duration (enum/int: "monthly", "yearly", etc.)</w:t>
       </w:r>
     </w:p>
     <w:p>
@@ -1654,6 +1667,7 @@
           <w:szCs w:val="28"/>
         </w:rPr>
       </w:pPr>
+      <w:commentRangeStart w:id="3"/>
       <w:r>
         <w:rPr>
           <w:b/>
@@ -1662,6 +1676,13 @@
           <w:szCs w:val="28"/>
         </w:rPr>
         <w:t>Cart</w:t>
+      </w:r>
+      <w:commentRangeEnd w:id="3"/>
+      <w:r>
+        <w:rPr>
+          <w:rStyle w:val="CommentReference"/>
+        </w:rPr>
+        <w:commentReference w:id="3"/>
       </w:r>
     </w:p>
     <w:p>
@@ -1759,7 +1780,6 @@
         <w:bidi w:val="0"/>
         <w:ind w:left="714" w:hanging="357"/>
         <w:rPr>
-          <w:rFonts w:hint="cs"/>
           <w:sz w:val="28"/>
           <w:szCs w:val="28"/>
           <w:rtl/>
@@ -1777,7 +1797,6 @@
       <w:pPr>
         <w:bidi w:val="0"/>
         <w:rPr>
-          <w:rFonts w:hint="cs"/>
           <w:color w:val="EE0000"/>
           <w:sz w:val="28"/>
           <w:szCs w:val="28"/>
@@ -1796,7 +1815,6 @@
       <w:pPr>
         <w:bidi w:val="0"/>
         <w:rPr>
-          <w:rFonts w:hint="cs"/>
           <w:color w:val="EE0000"/>
           <w:sz w:val="28"/>
           <w:szCs w:val="28"/>
@@ -1844,7 +1862,7 @@
       </w:r>
     </w:p>
     <w:sectPr>
-      <w:headerReference w:type="default" r:id="rId7"/>
+      <w:headerReference w:type="default" r:id="rId11"/>
       <w:pgSz w:w="11906" w:h="16838"/>
       <w:pgMar w:top="1440" w:right="1800" w:bottom="1440" w:left="1800" w:header="720" w:footer="397" w:gutter="0"/>
       <w:cols w:space="720"/>
@@ -1854,6 +1872,122 @@
     </w:sectPr>
   </w:body>
 </w:document>
+</file>
+
+<file path=word/comments.xml><?xml version="1.0" encoding="utf-8"?>
+<w:comments xmlns:wpc="http://schemas.microsoft.com/office/word/2010/wordprocessingCanvas" xmlns:cx="http://schemas.microsoft.com/office/drawing/2014/chartex" xmlns:cx1="http://schemas.microsoft.com/office/drawing/2015/9/8/chartex" xmlns:cx2="http://schemas.microsoft.com/office/drawing/2015/10/21/chartex" xmlns:cx3="http://schemas.microsoft.com/office/drawing/2016/5/9/chartex" xmlns:cx4="http://schemas.microsoft.com/office/drawing/2016/5/10/chartex" xmlns:cx5="http://schemas.microsoft.com/office/drawing/2016/5/11/chartex" xmlns:cx6="http://schemas.microsoft.com/office/drawing/2016/5/12/chartex" xmlns:cx7="http://schemas.microsoft.com/office/drawing/2016/5/13/chartex" xmlns:cx8="http://schemas.microsoft.com/office/drawing/2016/5/14/chartex" xmlns:mc="http://schemas.openxmlformats.org/markup-compatibility/2006" xmlns:aink="http://schemas.microsoft.com/office/drawing/2016/ink" xmlns:am3d="http://schemas.microsoft.com/office/drawing/2017/model3d" xmlns:o="urn:schemas-microsoft-com:office:office" xmlns:oel="http://schemas.microsoft.com/office/2019/extlst" xmlns:r="http://schemas.openxmlformats.org/officeDocument/2006/relationships" xmlns:m="http://schemas.openxmlformats.org/officeDocument/2006/math" xmlns:v="urn:schemas-microsoft-com:vml" xmlns:wp14="http://schemas.microsoft.com/office/word/2010/wordprocessingDrawing" xmlns:wp="http://schemas.openxmlformats.org/drawingml/2006/wordprocessingDrawing" xmlns:w10="urn:schemas-microsoft-com:office:word" xmlns:w="http://schemas.openxmlformats.org/wordprocessingml/2006/main" xmlns:w14="http://schemas.microsoft.com/office/word/2010/wordml" xmlns:w15="http://schemas.microsoft.com/office/word/2012/wordml" xmlns:w16cex="http://schemas.microsoft.com/office/word/2018/wordml/cex" xmlns:w16cid="http://schemas.microsoft.com/office/word/2016/wordml/cid" xmlns:w16="http://schemas.microsoft.com/office/word/2018/wordml" xmlns:w16du="http://schemas.microsoft.com/office/word/2023/wordml/word16du" xmlns:w16sdtdh="http://schemas.microsoft.com/office/word/2020/wordml/sdtdatahash" xmlns:w16sdtfl="http://schemas.microsoft.com/office/word/2024/wordml/sdtformatlock" xmlns:w16se="http://schemas.microsoft.com/office/word/2015/wordml/symex" xmlns:wpg="http://schemas.microsoft.com/office/word/2010/wordprocessingGroup" xmlns:wpi="http://schemas.microsoft.com/office/word/2010/wordprocessingInk" xmlns:wne="http://schemas.microsoft.com/office/word/2006/wordml" xmlns:wps="http://schemas.microsoft.com/office/word/2010/wordprocessingShape" mc:Ignorable="w14 w15 w16se w16cid w16 w16cex w16sdtdh w16sdtfl w16du wp14">
+  <w:comment w:id="0" w:author="Solange Krasenti" w:date="2025-06-16T00:42:00Z" w:initials="SK">
+    <w:p>
+      <w:pPr>
+        <w:bidi w:val="0"/>
+      </w:pPr>
+      <w:r>
+        <w:rPr>
+          <w:rStyle w:val="CommentReference"/>
+        </w:rPr>
+        <w:annotationRef/>
+      </w:r>
+      <w:r>
+        <w:rPr>
+          <w:color w:val="000000"/>
+          <w:sz w:val="20"/>
+          <w:szCs w:val="20"/>
+        </w:rPr>
+        <w:t>missing Reviews beans</w:t>
+      </w:r>
+    </w:p>
+  </w:comment>
+  <w:comment w:id="1" w:author="Solange Krasenti" w:date="2025-06-16T00:37:00Z" w:initials="SK">
+    <w:p>
+      <w:pPr>
+        <w:bidi w:val="0"/>
+      </w:pPr>
+      <w:r>
+        <w:rPr>
+          <w:rStyle w:val="CommentReference"/>
+        </w:rPr>
+        <w:annotationRef/>
+      </w:r>
+      <w:r>
+        <w:rPr>
+          <w:color w:val="000000"/>
+          <w:sz w:val="20"/>
+          <w:szCs w:val="20"/>
+        </w:rPr>
+        <w:t>I suggest a table for categories, it makes the system extensible</w:t>
+      </w:r>
+    </w:p>
+  </w:comment>
+  <w:comment w:id="2" w:author="Solange Krasenti" w:date="2025-06-16T00:42:00Z" w:initials="SK">
+    <w:p>
+      <w:pPr>
+        <w:bidi w:val="0"/>
+      </w:pPr>
+      <w:r>
+        <w:rPr>
+          <w:rStyle w:val="CommentReference"/>
+        </w:rPr>
+        <w:annotationRef/>
+      </w:r>
+      <w:r>
+        <w:rPr>
+          <w:color w:val="000000"/>
+          <w:sz w:val="20"/>
+          <w:szCs w:val="20"/>
+        </w:rPr>
+        <w:t>maybe add an expiration date since packages are not available forever as we know. After a user subscribes to a package, I assume it is impossible to change the package price? because if you allow editing a price you should insert the actual price in the Subscriber table</w:t>
+      </w:r>
+    </w:p>
+  </w:comment>
+  <w:comment w:id="3" w:author="Solange Krasenti" w:date="2025-06-16T00:39:00Z" w:initials="SK">
+    <w:p>
+      <w:pPr>
+        <w:bidi w:val="0"/>
+      </w:pPr>
+      <w:r>
+        <w:rPr>
+          <w:rStyle w:val="CommentReference"/>
+        </w:rPr>
+        <w:annotationRef/>
+      </w:r>
+      <w:r>
+        <w:rPr>
+          <w:color w:val="000000"/>
+          <w:sz w:val="20"/>
+          <w:szCs w:val="20"/>
+        </w:rPr>
+        <w:t>I don't understand, shouldn't there be a List of CartItem?</w:t>
+      </w:r>
+    </w:p>
+  </w:comment>
+</w:comments>
+</file>
+
+<file path=word/commentsExtended.xml><?xml version="1.0" encoding="utf-8"?>
+<w15:commentsEx xmlns:wpc="http://schemas.microsoft.com/office/word/2010/wordprocessingCanvas" xmlns:cx="http://schemas.microsoft.com/office/drawing/2014/chartex" xmlns:cx1="http://schemas.microsoft.com/office/drawing/2015/9/8/chartex" xmlns:cx2="http://schemas.microsoft.com/office/drawing/2015/10/21/chartex" xmlns:cx3="http://schemas.microsoft.com/office/drawing/2016/5/9/chartex" xmlns:cx4="http://schemas.microsoft.com/office/drawing/2016/5/10/chartex" xmlns:cx5="http://schemas.microsoft.com/office/drawing/2016/5/11/chartex" xmlns:cx6="http://schemas.microsoft.com/office/drawing/2016/5/12/chartex" xmlns:cx7="http://schemas.microsoft.com/office/drawing/2016/5/13/chartex" xmlns:cx8="http://schemas.microsoft.com/office/drawing/2016/5/14/chartex" xmlns:mc="http://schemas.openxmlformats.org/markup-compatibility/2006" xmlns:aink="http://schemas.microsoft.com/office/drawing/2016/ink" xmlns:am3d="http://schemas.microsoft.com/office/drawing/2017/model3d" xmlns:o="urn:schemas-microsoft-com:office:office" xmlns:oel="http://schemas.microsoft.com/office/2019/extlst" xmlns:r="http://schemas.openxmlformats.org/officeDocument/2006/relationships" xmlns:m="http://schemas.openxmlformats.org/officeDocument/2006/math" xmlns:v="urn:schemas-microsoft-com:vml" xmlns:wp14="http://schemas.microsoft.com/office/word/2010/wordprocessingDrawing" xmlns:wp="http://schemas.openxmlformats.org/drawingml/2006/wordprocessingDrawing" xmlns:w10="urn:schemas-microsoft-com:office:word" xmlns:w="http://schemas.openxmlformats.org/wordprocessingml/2006/main" xmlns:w14="http://schemas.microsoft.com/office/word/2010/wordml" xmlns:w15="http://schemas.microsoft.com/office/word/2012/wordml" xmlns:w16cex="http://schemas.microsoft.com/office/word/2018/wordml/cex" xmlns:w16cid="http://schemas.microsoft.com/office/word/2016/wordml/cid" xmlns:w16="http://schemas.microsoft.com/office/word/2018/wordml" xmlns:w16du="http://schemas.microsoft.com/office/word/2023/wordml/word16du" xmlns:w16sdtdh="http://schemas.microsoft.com/office/word/2020/wordml/sdtdatahash" xmlns:w16sdtfl="http://schemas.microsoft.com/office/word/2024/wordml/sdtformatlock" xmlns:w16se="http://schemas.microsoft.com/office/word/2015/wordml/symex" xmlns:wpg="http://schemas.microsoft.com/office/word/2010/wordprocessingGroup" xmlns:wpi="http://schemas.microsoft.com/office/word/2010/wordprocessingInk" xmlns:wne="http://schemas.microsoft.com/office/word/2006/wordml" xmlns:wps="http://schemas.microsoft.com/office/word/2010/wordprocessingShape" mc:Ignorable="w14 w15 w16se w16cid w16 w16cex w16sdtdh w16sdtfl w16du wp14">
+  <w15:commentEx w15:paraId="5B72F5A8" w15:done="0"/>
+  <w15:commentEx w15:paraId="6B6435B9" w15:done="0"/>
+  <w15:commentEx w15:paraId="32AEE1F4" w15:done="0"/>
+  <w15:commentEx w15:paraId="0BB54099" w15:done="0"/>
+</w15:commentsEx>
+</file>
+
+<file path=word/commentsExtensible.xml><?xml version="1.0" encoding="utf-8"?>
+<w16cex:commentsExtensible xmlns:wpc="http://schemas.microsoft.com/office/word/2010/wordprocessingCanvas" xmlns:cx="http://schemas.microsoft.com/office/drawing/2014/chartex" xmlns:cx1="http://schemas.microsoft.com/office/drawing/2015/9/8/chartex" xmlns:cx2="http://schemas.microsoft.com/office/drawing/2015/10/21/chartex" xmlns:cx3="http://schemas.microsoft.com/office/drawing/2016/5/9/chartex" xmlns:cx4="http://schemas.microsoft.com/office/drawing/2016/5/10/chartex" xmlns:cx5="http://schemas.microsoft.com/office/drawing/2016/5/11/chartex" xmlns:cx6="http://schemas.microsoft.com/office/drawing/2016/5/12/chartex" xmlns:cx7="http://schemas.microsoft.com/office/drawing/2016/5/13/chartex" xmlns:cx8="http://schemas.microsoft.com/office/drawing/2016/5/14/chartex" xmlns:cr="http://schemas.microsoft.com/office/comments/2020/reactions" xmlns:mc="http://schemas.openxmlformats.org/markup-compatibility/2006" xmlns:aink="http://schemas.microsoft.com/office/drawing/2016/ink" xmlns:am3d="http://schemas.microsoft.com/office/drawing/2017/model3d" xmlns:o="urn:schemas-microsoft-com:office:office" xmlns:oel="http://schemas.microsoft.com/office/2019/extlst" xmlns:r="http://schemas.openxmlformats.org/officeDocument/2006/relationships" xmlns:m="http://schemas.openxmlformats.org/officeDocument/2006/math" xmlns:v="urn:schemas-microsoft-com:vml" xmlns:wp14="http://schemas.microsoft.com/office/word/2010/wordprocessingDrawing" xmlns:wp="http://schemas.openxmlformats.org/drawingml/2006/wordprocessingDrawing" xmlns:w10="urn:schemas-microsoft-com:office:word" xmlns:w="http://schemas.openxmlformats.org/wordprocessingml/2006/main" xmlns:w14="http://schemas.microsoft.com/office/word/2010/wordml" xmlns:w15="http://schemas.microsoft.com/office/word/2012/wordml" xmlns:w16cex="http://schemas.microsoft.com/office/word/2018/wordml/cex" xmlns:w16cid="http://schemas.microsoft.com/office/word/2016/wordml/cid" xmlns:w16="http://schemas.microsoft.com/office/word/2018/wordml" xmlns:w16du="http://schemas.microsoft.com/office/word/2023/wordml/word16du" xmlns:w16sdtdh="http://schemas.microsoft.com/office/word/2020/wordml/sdtdatahash" xmlns:w16sdtfl="http://schemas.microsoft.com/office/word/2024/wordml/sdtformatlock" xmlns:w16se="http://schemas.microsoft.com/office/word/2015/wordml/symex" xmlns:wpg="http://schemas.microsoft.com/office/word/2010/wordprocessingGroup" xmlns:wpi="http://schemas.microsoft.com/office/word/2010/wordprocessingInk" xmlns:wne="http://schemas.microsoft.com/office/word/2006/wordml" xmlns:wps="http://schemas.microsoft.com/office/word/2010/wordprocessingShape" mc:Ignorable="w14 w15 w16se w16cid w16 w16cex w16sdtdh w16sdtfl cr w16du wp14">
+  <w16cex:commentExtensible w16cex:durableId="3023BAE6" w16cex:dateUtc="2025-06-15T21:42:00Z"/>
+  <w16cex:commentExtensible w16cex:durableId="5F3E1D9D" w16cex:dateUtc="2025-06-15T21:37:00Z"/>
+  <w16cex:commentExtensible w16cex:durableId="10357036" w16cex:dateUtc="2025-06-15T21:42:00Z"/>
+  <w16cex:commentExtensible w16cex:durableId="06A8CA3A" w16cex:dateUtc="2025-06-15T21:39:00Z"/>
+</w16cex:commentsExtensible>
+</file>
+
+<file path=word/commentsIds.xml><?xml version="1.0" encoding="utf-8"?>
+<w16cid:commentsIds xmlns:wpc="http://schemas.microsoft.com/office/word/2010/wordprocessingCanvas" xmlns:cx="http://schemas.microsoft.com/office/drawing/2014/chartex" xmlns:cx1="http://schemas.microsoft.com/office/drawing/2015/9/8/chartex" xmlns:cx2="http://schemas.microsoft.com/office/drawing/2015/10/21/chartex" xmlns:cx3="http://schemas.microsoft.com/office/drawing/2016/5/9/chartex" xmlns:cx4="http://schemas.microsoft.com/office/drawing/2016/5/10/chartex" xmlns:cx5="http://schemas.microsoft.com/office/drawing/2016/5/11/chartex" xmlns:cx6="http://schemas.microsoft.com/office/drawing/2016/5/12/chartex" xmlns:cx7="http://schemas.microsoft.com/office/drawing/2016/5/13/chartex" xmlns:cx8="http://schemas.microsoft.com/office/drawing/2016/5/14/chartex" xmlns:mc="http://schemas.openxmlformats.org/markup-compatibility/2006" xmlns:aink="http://schemas.microsoft.com/office/drawing/2016/ink" xmlns:am3d="http://schemas.microsoft.com/office/drawing/2017/model3d" xmlns:o="urn:schemas-microsoft-com:office:office" xmlns:oel="http://schemas.microsoft.com/office/2019/extlst" xmlns:r="http://schemas.openxmlformats.org/officeDocument/2006/relationships" xmlns:m="http://schemas.openxmlformats.org/officeDocument/2006/math" xmlns:v="urn:schemas-microsoft-com:vml" xmlns:wp14="http://schemas.microsoft.com/office/word/2010/wordprocessingDrawing" xmlns:wp="http://schemas.openxmlformats.org/drawingml/2006/wordprocessingDrawing" xmlns:w10="urn:schemas-microsoft-com:office:word" xmlns:w="http://schemas.openxmlformats.org/wordprocessingml/2006/main" xmlns:w14="http://schemas.microsoft.com/office/word/2010/wordml" xmlns:w15="http://schemas.microsoft.com/office/word/2012/wordml" xmlns:w16cex="http://schemas.microsoft.com/office/word/2018/wordml/cex" xmlns:w16cid="http://schemas.microsoft.com/office/word/2016/wordml/cid" xmlns:w16="http://schemas.microsoft.com/office/word/2018/wordml" xmlns:w16du="http://schemas.microsoft.com/office/word/2023/wordml/word16du" xmlns:w16sdtdh="http://schemas.microsoft.com/office/word/2020/wordml/sdtdatahash" xmlns:w16sdtfl="http://schemas.microsoft.com/office/word/2024/wordml/sdtformatlock" xmlns:w16se="http://schemas.microsoft.com/office/word/2015/wordml/symex" xmlns:wpg="http://schemas.microsoft.com/office/word/2010/wordprocessingGroup" xmlns:wpi="http://schemas.microsoft.com/office/word/2010/wordprocessingInk" xmlns:wne="http://schemas.microsoft.com/office/word/2006/wordml" xmlns:wps="http://schemas.microsoft.com/office/word/2010/wordprocessingShape" mc:Ignorable="w14 w15 w16se w16cid w16 w16cex w16sdtdh w16sdtfl w16du wp14">
+  <w16cid:commentId w16cid:paraId="5B72F5A8" w16cid:durableId="3023BAE6"/>
+  <w16cid:commentId w16cid:paraId="6B6435B9" w16cid:durableId="5F3E1D9D"/>
+  <w16cid:commentId w16cid:paraId="32AEE1F4" w16cid:durableId="10357036"/>
+  <w16cid:commentId w16cid:paraId="0BB54099" w16cid:durableId="06A8CA3A"/>
+</w16cid:commentsIds>
 </file>
 
 <file path=word/endnotes.xml><?xml version="1.0" encoding="utf-8"?>
@@ -3408,6 +3542,14 @@
     <w:abstractNumId w:val="5"/>
   </w:num>
 </w:numbering>
+</file>
+
+<file path=word/people.xml><?xml version="1.0" encoding="utf-8"?>
+<w15:people xmlns:wpc="http://schemas.microsoft.com/office/word/2010/wordprocessingCanvas" xmlns:cx="http://schemas.microsoft.com/office/drawing/2014/chartex" xmlns:cx1="http://schemas.microsoft.com/office/drawing/2015/9/8/chartex" xmlns:cx2="http://schemas.microsoft.com/office/drawing/2015/10/21/chartex" xmlns:cx3="http://schemas.microsoft.com/office/drawing/2016/5/9/chartex" xmlns:cx4="http://schemas.microsoft.com/office/drawing/2016/5/10/chartex" xmlns:cx5="http://schemas.microsoft.com/office/drawing/2016/5/11/chartex" xmlns:cx6="http://schemas.microsoft.com/office/drawing/2016/5/12/chartex" xmlns:cx7="http://schemas.microsoft.com/office/drawing/2016/5/13/chartex" xmlns:cx8="http://schemas.microsoft.com/office/drawing/2016/5/14/chartex" xmlns:mc="http://schemas.openxmlformats.org/markup-compatibility/2006" xmlns:aink="http://schemas.microsoft.com/office/drawing/2016/ink" xmlns:am3d="http://schemas.microsoft.com/office/drawing/2017/model3d" xmlns:o="urn:schemas-microsoft-com:office:office" xmlns:oel="http://schemas.microsoft.com/office/2019/extlst" xmlns:r="http://schemas.openxmlformats.org/officeDocument/2006/relationships" xmlns:m="http://schemas.openxmlformats.org/officeDocument/2006/math" xmlns:v="urn:schemas-microsoft-com:vml" xmlns:wp14="http://schemas.microsoft.com/office/word/2010/wordprocessingDrawing" xmlns:wp="http://schemas.openxmlformats.org/drawingml/2006/wordprocessingDrawing" xmlns:w10="urn:schemas-microsoft-com:office:word" xmlns:w="http://schemas.openxmlformats.org/wordprocessingml/2006/main" xmlns:w14="http://schemas.microsoft.com/office/word/2010/wordml" xmlns:w15="http://schemas.microsoft.com/office/word/2012/wordml" xmlns:w16cex="http://schemas.microsoft.com/office/word/2018/wordml/cex" xmlns:w16cid="http://schemas.microsoft.com/office/word/2016/wordml/cid" xmlns:w16="http://schemas.microsoft.com/office/word/2018/wordml" xmlns:w16du="http://schemas.microsoft.com/office/word/2023/wordml/word16du" xmlns:w16sdtdh="http://schemas.microsoft.com/office/word/2020/wordml/sdtdatahash" xmlns:w16sdtfl="http://schemas.microsoft.com/office/word/2024/wordml/sdtformatlock" xmlns:w16se="http://schemas.microsoft.com/office/word/2015/wordml/symex" xmlns:wpg="http://schemas.microsoft.com/office/word/2010/wordprocessingGroup" xmlns:wpi="http://schemas.microsoft.com/office/word/2010/wordprocessingInk" xmlns:wne="http://schemas.microsoft.com/office/word/2006/wordml" xmlns:wps="http://schemas.microsoft.com/office/word/2010/wordprocessingShape" mc:Ignorable="w14 w15 w16se w16cid w16 w16cex w16sdtdh w16sdtfl w16du wp14">
+  <w15:person w15:author="Solange Krasenti">
+    <w15:presenceInfo w15:providerId="AD" w15:userId="S::solange@std.jmc.ac.il::6fed3423-ee25-4014-ab4e-32cb18f75baa"/>
+  </w15:person>
+</w15:people>
 </file>
 
 <file path=word/styles.xml><?xml version="1.0" encoding="utf-8"?>
@@ -4016,6 +4158,7 @@
   <w:style w:type="character" w:default="1" w:styleId="DefaultParagraphFont">
     <w:name w:val="Default Paragraph Font"/>
     <w:uiPriority w:val="1"/>
+    <w:semiHidden/>
     <w:unhideWhenUsed/>
   </w:style>
   <w:style w:type="table" w:default="1" w:styleId="TableNormal">
@@ -4396,6 +4539,84 @@
       <w:shd w:val="clear" w:color="auto" w:fill="E1DFDD"/>
     </w:rPr>
   </w:style>
+  <w:style w:type="paragraph" w:styleId="Revision">
+    <w:name w:val="Revision"/>
+    <w:hidden/>
+    <w:uiPriority w:val="99"/>
+    <w:semiHidden/>
+    <w:rsid w:val="00DB5918"/>
+    <w:pPr>
+      <w:spacing w:after="0" w:line="240" w:lineRule="auto"/>
+    </w:pPr>
+  </w:style>
+  <w:style w:type="character" w:styleId="CommentReference">
+    <w:name w:val="annotation reference"/>
+    <w:basedOn w:val="DefaultParagraphFont"/>
+    <w:uiPriority w:val="99"/>
+    <w:semiHidden/>
+    <w:unhideWhenUsed/>
+    <w:rsid w:val="00DB5918"/>
+    <w:rPr>
+      <w:sz w:val="16"/>
+      <w:szCs w:val="16"/>
+    </w:rPr>
+  </w:style>
+  <w:style w:type="paragraph" w:styleId="CommentText">
+    <w:name w:val="annotation text"/>
+    <w:basedOn w:val="Normal"/>
+    <w:link w:val="CommentTextChar"/>
+    <w:uiPriority w:val="99"/>
+    <w:semiHidden/>
+    <w:unhideWhenUsed/>
+    <w:rsid w:val="00DB5918"/>
+    <w:pPr>
+      <w:spacing w:line="240" w:lineRule="auto"/>
+    </w:pPr>
+    <w:rPr>
+      <w:sz w:val="20"/>
+      <w:szCs w:val="20"/>
+    </w:rPr>
+  </w:style>
+  <w:style w:type="character" w:customStyle="1" w:styleId="CommentTextChar">
+    <w:name w:val="Comment Text Char"/>
+    <w:basedOn w:val="DefaultParagraphFont"/>
+    <w:link w:val="CommentText"/>
+    <w:uiPriority w:val="99"/>
+    <w:semiHidden/>
+    <w:rsid w:val="00DB5918"/>
+    <w:rPr>
+      <w:sz w:val="20"/>
+      <w:szCs w:val="20"/>
+    </w:rPr>
+  </w:style>
+  <w:style w:type="paragraph" w:styleId="CommentSubject">
+    <w:name w:val="annotation subject"/>
+    <w:basedOn w:val="CommentText"/>
+    <w:next w:val="CommentText"/>
+    <w:link w:val="CommentSubjectChar"/>
+    <w:uiPriority w:val="99"/>
+    <w:semiHidden/>
+    <w:unhideWhenUsed/>
+    <w:rsid w:val="00DB5918"/>
+    <w:rPr>
+      <w:b/>
+      <w:bCs/>
+    </w:rPr>
+  </w:style>
+  <w:style w:type="character" w:customStyle="1" w:styleId="CommentSubjectChar">
+    <w:name w:val="Comment Subject Char"/>
+    <w:basedOn w:val="CommentTextChar"/>
+    <w:link w:val="CommentSubject"/>
+    <w:uiPriority w:val="99"/>
+    <w:semiHidden/>
+    <w:rsid w:val="00DB5918"/>
+    <w:rPr>
+      <w:b/>
+      <w:bCs/>
+      <w:sz w:val="20"/>
+      <w:szCs w:val="20"/>
+    </w:rPr>
+  </w:style>
 </w:styles>
 </file>
 
